--- a/demo/03_nhanes_obesity/manuscript_final.docx
+++ b/demo/03_nhanes_obesity/manuscript_final.docx
@@ -194,7 +194,7 @@
         <w:pStyle w:val="BodyText"/>
       </w:pPr>
       <w:r>
-        <w:t xml:space="preserve">The National Health and Nutrition Examination Survey (NHANES) provides a nationally representative framework for monitoring the prevalence and correlates of chronic diseases in the US population. Regular cross-sectional analyses of NHANES data serve as a critical surveillance function, enabling the detection of temporal trends and the identification of high-risk subpopulations that may benefit from targeted interventions.</w:t>
+        <w:t xml:space="preserve">The National Health and Nutrition Examination Survey (NHANES) provides a nationally representative framework for monitoring the prevalence and correlates of chronic diseases in the US population. Regular cross-sectional analyses of NHANES data enable detection of temporal trends and identification of high-risk subpopulations that may benefit from targeted interventions.</w:t>
       </w:r>
     </w:p>
     <w:p>
@@ -454,7 +454,7 @@
         <w:pStyle w:val="BodyText"/>
       </w:pPr>
       <w:r>
-        <w:t xml:space="preserve">Several limitations should be noted. First, the cross-sectional design precludes causal inference; the temporal relationship between obesity and diabetes onset cannot be established. Second, diabetes was defined using HbA1c alone (≥ 6.5%), which may underestimate true prevalence by missing individuals with controlled diabetes on medication or those with diabetes identified only by fasting glucose criteria. Third, the analysis did not account for physical activity, dietary patterns, family history of diabetes, or duration of obesity, each of which may confound or modify the BMI-diabetes association. Fourth, although survey weights were applied for point estimates, the simplified variance estimation without Taylor series linearization may underestimate standard errors and produce narrower confidence intervals than appropriate for the complex survey design. Fifth, a complete-case analysis approach was used; of 9,254 total NHANES 2017-2018 participants, 4,314 (46.6%) were excluded due to age criteria, missing BMI or HbA1c data, or underweight status, which may introduce selection bias if missingness is related to the exposure or outcome.</w:t>
+        <w:t xml:space="preserve">Several limitations should be noted. First, the cross-sectional design precludes causal inference; the temporal relationship between obesity and diabetes onset cannot be established. Second, diabetes was defined using HbA1c alone (≥ 6.5%), which may underestimate true prevalence by missing individuals with controlled diabetes on medication or those with diabetes identified only by fasting glucose criteria. A sensitivity analysis using an expanded diabetes definition incorporating fasting plasma glucose ≥ 126 mg/dL and self-reported diabetes diagnosis was not performed. Such analysis would likely increase diabetes prevalence estimates and potentially attenuate odds ratios if the additional cases are more evenly distributed across BMI categories. Third, the analysis did not account for physical activity, dietary patterns, family history of diabetes, or duration of obesity, each of which may confound or modify the BMI-diabetes association. Fourth, although survey weights were applied for point estimates, the simplified variance estimation without Taylor series linearization may underestimate standard errors and produce narrower confidence intervals than appropriate for the complex survey design. Fifth, a complete-case analysis approach was used; of 9,254 total NHANES 2017-2018 participants, 4,314 (46.6%) were excluded due to age criteria, missing BMI or HbA1c data, or underweight status, which may introduce selection bias if missingness is related to the exposure or outcome. Sixth, this analysis applied standard WHO BMI thresholds uniformly across all racial/ethnic groups. Given that Asian populations develop metabolic complications at lower BMI thresholds, ethnicity-specific BMI cut-points may reveal differential obesity-diabetes associations not captured in this analysis.</w:t>
       </w:r>
     </w:p>
     <w:p>
